--- a/deliverables/technical_description/오이소창원_소스및경로_20261006.docx
+++ b/deliverables/technical_description/오이소창원_소스및경로_20261006.docx
@@ -291,7 +291,7 @@
             <w:pPr>
               <w:jc w:val="left"/>
             </w:pPr>
-            <w:hyperlink w:history="1" r:id="rIds2bjhuwr3xkhbmk55u3q-">
+            <w:hyperlink w:history="1" r:id="rIdied8ye_7vx3iyo1wrf1zt">
               <w:r>
                 <w:rPr>
                   <w:rStyle w:val="Hyperlink"/>
@@ -368,7 +368,7 @@
             <w:pPr>
               <w:jc w:val="left"/>
             </w:pPr>
-            <w:hyperlink w:history="1" r:id="rIdpwn-7-6ykvpqhe0ed3owc">
+            <w:hyperlink w:history="1" r:id="rIdpp71s5ut5ophj9r7foder">
               <w:r>
                 <w:rPr>
                   <w:rStyle w:val="Hyperlink"/>
@@ -691,7 +691,7 @@
               </w:rPr>
               <w:t xml:space="preserve">git clone </w:t>
             </w:r>
-            <w:hyperlink w:history="1" r:id="rIdls1pkqvvipadgawcmmbho">
+            <w:hyperlink w:history="1" r:id="rIdgkkdcqgjlfknaczpbtgkz">
               <w:r>
                 <w:rPr>
                   <w:rStyle w:val="Hyperlink"/>

--- a/deliverables/technical_description/오이소창원_소스및경로_20261006.docx
+++ b/deliverables/technical_description/오이소창원_소스및경로_20261006.docx
@@ -291,7 +291,7 @@
             <w:pPr>
               <w:jc w:val="left"/>
             </w:pPr>
-            <w:hyperlink w:history="1" r:id="rIdied8ye_7vx3iyo1wrf1zt">
+            <w:hyperlink w:history="1" r:id="rId-dfhlaz-ydiwfkentdcxu">
               <w:r>
                 <w:rPr>
                   <w:rStyle w:val="Hyperlink"/>
@@ -368,7 +368,7 @@
             <w:pPr>
               <w:jc w:val="left"/>
             </w:pPr>
-            <w:hyperlink w:history="1" r:id="rIdpp71s5ut5ophj9r7foder">
+            <w:hyperlink w:history="1" r:id="rIdxgo4u0hgo7gvvxp3mnwfu">
               <w:r>
                 <w:rPr>
                   <w:rStyle w:val="Hyperlink"/>
@@ -691,7 +691,7 @@
               </w:rPr>
               <w:t xml:space="preserve">git clone </w:t>
             </w:r>
-            <w:hyperlink w:history="1" r:id="rIdgkkdcqgjlfknaczpbtgkz">
+            <w:hyperlink w:history="1" r:id="rId-j7elwdf7n_oyxjub-68z">
               <w:r>
                 <w:rPr>
                   <w:rStyle w:val="Hyperlink"/>
